--- a/ru/wisdom-stories/butter-price-war.docx
+++ b/ru/wisdom-stories/butter-price-war.docx
@@ -24,7 +24,7 @@
     </w:p>
     <w:p>
       <w:r>
-        <w:t xml:space="preserve">У входа в оба магазина стояли доски с ценами. Как только супермаркет написал: «Сливочное масло — 70 </w:t>
+        <w:t xml:space="preserve">У входа в оба магазина стояли доски с ценами. Как только у супермаркета появилась надпись: «Сливочное масло — 70 </w:t>
       </w:r>
       <w:r>
         <w:t>рублей</w:t>
@@ -41,7 +41,7 @@
         <w:t>рублей</w:t>
       </w:r>
       <w:r>
-        <w:t xml:space="preserve"> ».</w:t>
+        <w:t xml:space="preserve">».</w:t>
       </w:r>
     </w:p>
     <w:p>
